--- a/downloads/documents/04 Units/Unit 07 - Capstone - Launch Career Readiness and FACS Shark Tank/Lesson 07.09 - The Elevator Pitch.docx
+++ b/downloads/documents/04 Units/Unit 07 - Capstone - Launch Career Readiness and FACS Shark Tank/Lesson 07.09 - The Elevator Pitch.docx
@@ -1242,7 +1242,7 @@
         <w:pStyle w:val="Compact"/>
       </w:pPr>
       <w:r>
-        <w:t xml:space="preserve">ELL: the six parts and the seconds are printed in Turkish, Portuguese, and Spanish on the draft sheet, from</w:t>
+        <w:t xml:space="preserve">ELL: the six parts and the seconds are printed in Spanish on the draft sheet, from</w:t>
       </w:r>
       <w:r>
         <w:t xml:space="preserve"> </w:t>
@@ -1254,7 +1254,7 @@
         <w:t xml:space="preserve">Vocabulary 07.md</w:t>
       </w:r>
       <w:r>
-        <w:t xml:space="preserve">, along with a sentence frame for each part in all four languages (</w:t>
+        <w:t xml:space="preserve">, along with a sentence frame for each part in English and Spanish (</w:t>
       </w:r>
       <w:r>
         <w:t xml:space="preserve">“</w:t>

--- a/downloads/documents/04 Units/Unit 07 - Capstone - Launch Career Readiness and FACS Shark Tank/Lesson 07.09 - The Elevator Pitch.docx
+++ b/downloads/documents/04 Units/Unit 07 - Capstone - Launch Career Readiness and FACS Shark Tank/Lesson 07.09 - The Elevator Pitch.docx
@@ -1917,7 +1917,7 @@
         <w:pStyle w:val="Compact"/>
       </w:pPr>
       <w:r>
-        <w:t xml:space="preserve">My own background: I have pitched in business development and I designed and built ClassroomStreet.com myself. The model pitch in the hook and Step 2 should be one of my own.</w:t>
+        <w:t xml:space="preserve">My own background: I have pitched in business development and I designed and built a financial simulation web app myself. The model pitch in the hook and Step 2 should be one of my own.</w:t>
       </w:r>
     </w:p>
     <w:p>
